--- a/docs/09_server_security_deployment.docx
+++ b/docs/09_server_security_deployment.docx
@@ -346,13 +346,13 @@
     </w:p>
     <w:p>
       <w:pPr>
-        <w:pStyle w:val="ListNumber"/>
+        <w:ind w:left="510" w:hanging="340"/>
       </w:pPr>
       <w:r>
         <w:rPr>
           <w:b w:val="0"/>
         </w:rPr>
-        <w:t xml:space="preserve">At import time </w:t>
+        <w:t xml:space="preserve">1.  At import time </w:t>
       </w:r>
       <w:r>
         <w:rPr>
@@ -422,8 +422,14 @@
     </w:p>
     <w:p>
       <w:pPr>
-        <w:pStyle w:val="ListNumber"/>
+        <w:ind w:left="510" w:hanging="340"/>
       </w:pPr>
+      <w:r>
+        <w:rPr>
+          <w:b w:val="0"/>
+        </w:rPr>
+        <w:t xml:space="preserve">2.  </w:t>
+      </w:r>
       <w:r>
         <w:rPr>
           <w:rFonts w:ascii="Consolas" w:hAnsi="Consolas" w:eastAsia="Consolas"/>
@@ -531,13 +537,13 @@
     </w:p>
     <w:p>
       <w:pPr>
-        <w:pStyle w:val="ListNumber"/>
+        <w:ind w:left="510" w:hanging="340"/>
       </w:pPr>
       <w:r>
         <w:rPr>
           <w:b w:val="0"/>
         </w:rPr>
-        <w:t xml:space="preserve">The </w:t>
+        <w:t xml:space="preserve">3.  The </w:t>
       </w:r>
       <w:r>
         <w:rPr>
@@ -646,13 +652,13 @@
     </w:p>
     <w:p>
       <w:pPr>
-        <w:pStyle w:val="ListNumber"/>
+        <w:ind w:left="510" w:hanging="340"/>
       </w:pPr>
       <w:r>
         <w:rPr>
           <w:b w:val="0"/>
         </w:rPr>
-        <w:t xml:space="preserve">At the very end of the module, if </w:t>
+        <w:t xml:space="preserve">4.  At the very end of the module, if </w:t>
       </w:r>
       <w:r>
         <w:rPr>
@@ -1797,13 +1803,13 @@
     </w:p>
     <w:p>
       <w:pPr>
-        <w:pStyle w:val="ListNumber"/>
+        <w:ind w:left="510" w:hanging="340"/>
       </w:pPr>
       <w:r>
         <w:rPr>
           <w:b w:val="0"/>
         </w:rPr>
-        <w:t xml:space="preserve">It takes </w:t>
+        <w:t xml:space="preserve">1.  It takes </w:t>
       </w:r>
       <w:r>
         <w:rPr>
@@ -1834,13 +1840,13 @@
     </w:p>
     <w:p>
       <w:pPr>
-        <w:pStyle w:val="ListNumber"/>
+        <w:ind w:left="510" w:hanging="340"/>
       </w:pPr>
       <w:r>
         <w:rPr>
           <w:b w:val="0"/>
         </w:rPr>
-        <w:t xml:space="preserve">For protected paths it calls </w:t>
+        <w:t xml:space="preserve">2.  For protected paths it calls </w:t>
       </w:r>
       <w:r>
         <w:rPr>
@@ -1897,13 +1903,13 @@
     </w:p>
     <w:p>
       <w:pPr>
-        <w:pStyle w:val="ListNumber"/>
+        <w:ind w:left="510" w:hanging="340"/>
       </w:pPr>
       <w:r>
         <w:rPr>
           <w:b w:val="0"/>
         </w:rPr>
-        <w:t xml:space="preserve">On every response it sets </w:t>
+        <w:t xml:space="preserve">3.  On every response it sets </w:t>
       </w:r>
       <w:r>
         <w:rPr>
@@ -2017,8 +2023,14 @@
     </w:p>
     <w:p>
       <w:pPr>
-        <w:pStyle w:val="ListNumber"/>
+        <w:ind w:left="510" w:hanging="340"/>
       </w:pPr>
+      <w:r>
+        <w:rPr>
+          <w:b w:val="0"/>
+        </w:rPr>
+        <w:t xml:space="preserve">1.  </w:t>
+      </w:r>
       <w:r>
         <w:rPr>
           <w:rFonts w:ascii="Consolas" w:hAnsi="Consolas" w:eastAsia="Consolas"/>
@@ -2074,13 +2086,13 @@
     </w:p>
     <w:p>
       <w:pPr>
-        <w:pStyle w:val="ListNumber"/>
+        <w:ind w:left="510" w:hanging="340"/>
       </w:pPr>
       <w:r>
         <w:rPr>
           <w:b w:val="0"/>
         </w:rPr>
-        <w:t>Origin check (</w:t>
+        <w:t>2.  Origin check (</w:t>
       </w:r>
       <w:r>
         <w:rPr>
@@ -2111,13 +2123,13 @@
     </w:p>
     <w:p>
       <w:pPr>
-        <w:pStyle w:val="ListNumber"/>
+        <w:ind w:left="510" w:hanging="340"/>
       </w:pPr>
       <w:r>
         <w:rPr>
           <w:b w:val="0"/>
         </w:rPr>
-        <w:t>Token check (</w:t>
+        <w:t>3.  Token check (</w:t>
       </w:r>
       <w:r>
         <w:rPr>
@@ -2174,13 +2186,13 @@
     </w:p>
     <w:p>
       <w:pPr>
-        <w:pStyle w:val="ListNumber"/>
+        <w:ind w:left="510" w:hanging="340"/>
       </w:pPr>
       <w:r>
         <w:rPr>
           <w:b w:val="0"/>
         </w:rPr>
-        <w:t xml:space="preserve">If the session id is new and </w:t>
+        <w:t xml:space="preserve">4.  If the session id is new and </w:t>
       </w:r>
       <w:r>
         <w:rPr>
@@ -2211,13 +2223,13 @@
     </w:p>
     <w:p>
       <w:pPr>
-        <w:pStyle w:val="ListNumber"/>
+        <w:ind w:left="510" w:hanging="340"/>
       </w:pPr>
       <w:r>
         <w:rPr>
           <w:b w:val="0"/>
         </w:rPr>
-        <w:t>Per-IP concurrent connection cap (</w:t>
+        <w:t>5.  Per-IP concurrent connection cap (</w:t>
       </w:r>
       <w:r>
         <w:rPr>
@@ -6474,7 +6486,7 @@
         <w:rPr>
           <w:b w:val="0"/>
         </w:rPr>
-        <w:t xml:space="preserve">Unhandled-input gaps worth knowing (from reading the code): the legacy </w:t>
+        <w:t xml:space="preserve">Malformed client payloads: a bad base64 </w:t>
       </w:r>
       <w:r>
         <w:rPr>
@@ -6487,20 +6499,46 @@
         <w:rPr>
           <w:b w:val="0"/>
         </w:rPr>
-        <w:t xml:space="preserve"> branch calls </w:t>
-      </w:r>
-      <w:r>
-        <w:rPr>
-          <w:rFonts w:ascii="Consolas" w:hAnsi="Consolas" w:eastAsia="Consolas"/>
-          <w:sz w:val="19"/>
-        </w:rPr>
-        <w:t>base64.b64decode</w:t>
-      </w:r>
-      <w:r>
-        <w:rPr>
-          <w:b w:val="0"/>
-        </w:rPr>
-        <w:t xml:space="preserve"> without a try/except, and the </w:t>
+        <w:t xml:space="preserve"> is answered with </w:t>
+      </w:r>
+      <w:r>
+        <w:rPr>
+          <w:rFonts w:ascii="Consolas" w:hAnsi="Consolas" w:eastAsia="Consolas"/>
+          <w:sz w:val="19"/>
+        </w:rPr>
+        <w:t>{"type":"error","code":"bad_payload"}</w:t>
+      </w:r>
+      <w:r>
+        <w:rPr>
+          <w:b w:val="0"/>
+        </w:rPr>
+        <w:t xml:space="preserve"> (counted as a violation like any other rejected message), and non-numeric </w:t>
+      </w:r>
+      <w:r>
+        <w:rPr>
+          <w:rFonts w:ascii="Consolas" w:hAnsi="Consolas" w:eastAsia="Consolas"/>
+          <w:sz w:val="19"/>
+        </w:rPr>
+        <w:t>width</w:t>
+      </w:r>
+      <w:r>
+        <w:rPr>
+          <w:b w:val="0"/>
+        </w:rPr>
+        <w:t>/</w:t>
+      </w:r>
+      <w:r>
+        <w:rPr>
+          <w:rFonts w:ascii="Consolas" w:hAnsi="Consolas" w:eastAsia="Consolas"/>
+          <w:sz w:val="19"/>
+        </w:rPr>
+        <w:t>height</w:t>
+      </w:r>
+      <w:r>
+        <w:rPr>
+          <w:b w:val="0"/>
+        </w:rPr>
+        <w:t xml:space="preserve"> on a </w:t>
       </w:r>
       <w:r>
         <w:rPr>
@@ -6513,46 +6551,33 @@
         <w:rPr>
           <w:b w:val="0"/>
         </w:rPr>
-        <w:t xml:space="preserve"> branch calls </w:t>
-      </w:r>
-      <w:r>
-        <w:rPr>
-          <w:rFonts w:ascii="Consolas" w:hAnsi="Consolas" w:eastAsia="Consolas"/>
-          <w:sz w:val="19"/>
-        </w:rPr>
-        <w:t>int(data.get("width", 0))</w:t>
-      </w:r>
-      <w:r>
-        <w:rPr>
-          <w:b w:val="0"/>
-        </w:rPr>
-        <w:t xml:space="preserve"> unguarded. Malformed values there raise inside the receive loop; only </w:t>
-      </w:r>
-      <w:r>
-        <w:rPr>
-          <w:rFonts w:ascii="Consolas" w:hAnsi="Consolas" w:eastAsia="Consolas"/>
-          <w:sz w:val="19"/>
-        </w:rPr>
-        <w:t>WebSocketDisconnect</w:t>
-      </w:r>
-      <w:r>
-        <w:rPr>
-          <w:b w:val="0"/>
-        </w:rPr>
-        <w:t xml:space="preserve"> is caught, so such a message would end that connection with a server error rather than a polite </w:t>
-      </w:r>
-      <w:r>
-        <w:rPr>
-          <w:rFonts w:ascii="Consolas" w:hAnsi="Consolas" w:eastAsia="Consolas"/>
-          <w:sz w:val="19"/>
-        </w:rPr>
-        <w:t>error</w:t>
-      </w:r>
-      <w:r>
-        <w:rPr>
-          <w:b w:val="0"/>
-        </w:rPr>
-        <w:t xml:space="preserve"> reply. These paths are not covered by the hardening tests.</w:t>
+        <w:t xml:space="preserve"> are coerced to 0 by </w:t>
+      </w:r>
+      <w:r>
+        <w:rPr>
+          <w:rFonts w:ascii="Consolas" w:hAnsi="Consolas" w:eastAsia="Consolas"/>
+          <w:sz w:val="19"/>
+        </w:rPr>
+        <w:t>_int_or_zero</w:t>
+      </w:r>
+      <w:r>
+        <w:rPr>
+          <w:b w:val="0"/>
+        </w:rPr>
+        <w:t xml:space="preserve">. Neither ends the connection. Covered by </w:t>
+      </w:r>
+      <w:r>
+        <w:rPr>
+          <w:rFonts w:ascii="Consolas" w:hAnsi="Consolas" w:eastAsia="Consolas"/>
+          <w:sz w:val="19"/>
+        </w:rPr>
+        <w:t>tests/test_hardening.py</w:t>
+      </w:r>
+      <w:r>
+        <w:rPr>
+          <w:b w:val="0"/>
+        </w:rPr>
+        <w:t>.</w:t>
       </w:r>
     </w:p>
     <w:p>
@@ -9047,8 +9072,14 @@
     </w:p>
     <w:p>
       <w:pPr>
-        <w:pStyle w:val="ListNumber"/>
+        <w:ind w:left="510" w:hanging="340"/>
       </w:pPr>
+      <w:r>
+        <w:rPr>
+          <w:b w:val="0"/>
+        </w:rPr>
+        <w:t xml:space="preserve">1.  </w:t>
+      </w:r>
       <w:r>
         <w:rPr>
           <w:rFonts w:ascii="Consolas" w:hAnsi="Consolas" w:eastAsia="Consolas"/>
@@ -9169,8 +9200,14 @@
     </w:p>
     <w:p>
       <w:pPr>
-        <w:pStyle w:val="ListNumber"/>
+        <w:ind w:left="510" w:hanging="340"/>
       </w:pPr>
+      <w:r>
+        <w:rPr>
+          <w:b w:val="0"/>
+        </w:rPr>
+        <w:t xml:space="preserve">2.  </w:t>
+      </w:r>
       <w:r>
         <w:rPr>
           <w:rFonts w:ascii="Consolas" w:hAnsi="Consolas" w:eastAsia="Consolas"/>
@@ -9291,13 +9328,13 @@
     </w:p>
     <w:p>
       <w:pPr>
-        <w:pStyle w:val="ListNumber"/>
+        <w:ind w:left="510" w:hanging="340"/>
       </w:pPr>
       <w:r>
         <w:rPr>
           <w:b w:val="0"/>
         </w:rPr>
-        <w:t xml:space="preserve">Otherwise </w:t>
+        <w:t xml:space="preserve">3.  Otherwise </w:t>
       </w:r>
       <w:r>
         <w:rPr>
@@ -9341,13 +9378,13 @@
     </w:p>
     <w:p>
       <w:pPr>
-        <w:pStyle w:val="ListNumber"/>
+        <w:ind w:left="510" w:hanging="340"/>
       </w:pPr>
       <w:r>
         <w:rPr>
           <w:b w:val="0"/>
         </w:rPr>
-        <w:t>The URL is computed (</w:t>
+        <w:t>4.  The URL is computed (</w:t>
       </w:r>
       <w:r>
         <w:rPr>
@@ -9456,8 +9493,14 @@
     </w:p>
     <w:p>
       <w:pPr>
-        <w:pStyle w:val="ListNumber"/>
+        <w:ind w:left="510" w:hanging="340"/>
       </w:pPr>
+      <w:r>
+        <w:rPr>
+          <w:b w:val="0"/>
+        </w:rPr>
+        <w:t xml:space="preserve">5.  </w:t>
+      </w:r>
       <w:r>
         <w:rPr>
           <w:rFonts w:ascii="Consolas" w:hAnsi="Consolas" w:eastAsia="Consolas"/>
@@ -9474,13 +9517,13 @@
     </w:p>
     <w:p>
       <w:pPr>
-        <w:pStyle w:val="ListNumber"/>
+        <w:ind w:left="510" w:hanging="340"/>
       </w:pPr>
       <w:r>
         <w:rPr>
           <w:b w:val="0"/>
         </w:rPr>
-        <w:t xml:space="preserve">an explicit </w:t>
+        <w:t xml:space="preserve">1.  an explicit </w:t>
       </w:r>
       <w:r>
         <w:rPr>
@@ -9498,8 +9541,14 @@
     </w:p>
     <w:p>
       <w:pPr>
-        <w:pStyle w:val="ListNumber"/>
+        <w:ind w:left="510" w:hanging="340"/>
       </w:pPr>
+      <w:r>
+        <w:rPr>
+          <w:b w:val="0"/>
+        </w:rPr>
+        <w:t xml:space="preserve">2.  </w:t>
+      </w:r>
       <w:r>
         <w:rPr>
           <w:rFonts w:ascii="Consolas" w:hAnsi="Consolas" w:eastAsia="Consolas"/>
@@ -9516,8 +9565,14 @@
     </w:p>
     <w:p>
       <w:pPr>
-        <w:pStyle w:val="ListNumber"/>
+        <w:ind w:left="510" w:hanging="340"/>
       </w:pPr>
+      <w:r>
+        <w:rPr>
+          <w:b w:val="0"/>
+        </w:rPr>
+        <w:t xml:space="preserve">3.  </w:t>
+      </w:r>
       <w:r>
         <w:rPr>
           <w:rFonts w:ascii="Consolas" w:hAnsi="Consolas" w:eastAsia="Consolas"/>
@@ -9547,19 +9602,25 @@
     </w:p>
     <w:p>
       <w:pPr>
-        <w:pStyle w:val="ListNumber"/>
+        <w:ind w:left="510" w:hanging="340"/>
       </w:pPr>
       <w:r>
         <w:rPr>
           <w:b w:val="0"/>
         </w:rPr>
-        <w:t>otherwise no key (loopback, open, it is your machine).</w:t>
+        <w:t>4.  otherwise no key (loopback, open, it is your machine).</w:t>
       </w:r>
     </w:p>
     <w:p>
       <w:pPr>
-        <w:pStyle w:val="ListNumber"/>
+        <w:ind w:left="510" w:hanging="340"/>
       </w:pPr>
+      <w:r>
+        <w:rPr>
+          <w:b w:val="0"/>
+        </w:rPr>
+        <w:t xml:space="preserve">6.  </w:t>
+      </w:r>
       <w:r>
         <w:rPr>
           <w:rFonts w:ascii="Consolas" w:hAnsi="Consolas" w:eastAsia="Consolas"/>
@@ -9615,13 +9676,13 @@
     </w:p>
     <w:p>
       <w:pPr>
-        <w:pStyle w:val="ListNumber"/>
+        <w:ind w:left="510" w:hanging="340"/>
       </w:pPr>
       <w:r>
         <w:rPr>
           <w:b w:val="0"/>
         </w:rPr>
-        <w:t xml:space="preserve">If a key was chosen it is exported as </w:t>
+        <w:t xml:space="preserve">7.  If a key was chosen it is exported as </w:t>
       </w:r>
       <w:r>
         <w:rPr>
@@ -9678,13 +9739,13 @@
     </w:p>
     <w:p>
       <w:pPr>
-        <w:pStyle w:val="ListNumber"/>
+        <w:ind w:left="510" w:hanging="340"/>
       </w:pPr>
       <w:r>
         <w:rPr>
           <w:b w:val="0"/>
         </w:rPr>
-        <w:t xml:space="preserve">A daemon thread </w:t>
+        <w:t xml:space="preserve">8.  A daemon thread </w:t>
       </w:r>
       <w:r>
         <w:rPr>
@@ -9897,8 +9958,14 @@
     </w:p>
     <w:p>
       <w:pPr>
-        <w:pStyle w:val="ListNumber"/>
+        <w:ind w:left="510" w:hanging="340"/>
       </w:pPr>
+      <w:r>
+        <w:rPr>
+          <w:b w:val="0"/>
+        </w:rPr>
+        <w:t xml:space="preserve">9.  </w:t>
+      </w:r>
       <w:r>
         <w:rPr>
           <w:rFonts w:ascii="Consolas" w:hAnsi="Consolas" w:eastAsia="Consolas"/>
@@ -10868,8 +10935,14 @@
     </w:p>
     <w:p>
       <w:pPr>
-        <w:pStyle w:val="ListNumber"/>
+        <w:ind w:left="510" w:hanging="340"/>
       </w:pPr>
+      <w:r>
+        <w:rPr>
+          <w:b w:val="0"/>
+        </w:rPr>
+        <w:t xml:space="preserve">1.  </w:t>
+      </w:r>
       <w:r>
         <w:rPr>
           <w:rFonts w:ascii="Consolas" w:hAnsi="Consolas" w:eastAsia="Consolas"/>
@@ -10938,8 +11011,14 @@
     </w:p>
     <w:p>
       <w:pPr>
-        <w:pStyle w:val="ListNumber"/>
+        <w:ind w:left="510" w:hanging="340"/>
       </w:pPr>
+      <w:r>
+        <w:rPr>
+          <w:b w:val="0"/>
+        </w:rPr>
+        <w:t xml:space="preserve">2.  </w:t>
+      </w:r>
       <w:r>
         <w:rPr>
           <w:rFonts w:ascii="Consolas" w:hAnsi="Consolas" w:eastAsia="Consolas"/>
@@ -11060,8 +11139,14 @@
     </w:p>
     <w:p>
       <w:pPr>
-        <w:pStyle w:val="ListNumber"/>
+        <w:ind w:left="510" w:hanging="340"/>
       </w:pPr>
+      <w:r>
+        <w:rPr>
+          <w:b w:val="0"/>
+        </w:rPr>
+        <w:t xml:space="preserve">3.  </w:t>
+      </w:r>
       <w:r>
         <w:rPr>
           <w:rFonts w:ascii="Consolas" w:hAnsi="Consolas" w:eastAsia="Consolas"/>
@@ -18935,33 +19020,46 @@
         <w:rPr>
           <w:b w:val="0"/>
         </w:rPr>
-        <w:t xml:space="preserve"> documents </w:t>
-      </w:r>
-      <w:r>
-        <w:rPr>
-          <w:rFonts w:ascii="Consolas" w:hAnsi="Consolas" w:eastAsia="Consolas"/>
-          <w:sz w:val="19"/>
-        </w:rPr>
-        <w:t>VOICE_ENDPOINT_MS=700</w:t>
-      </w:r>
-      <w:r>
-        <w:rPr>
-          <w:b w:val="0"/>
-        </w:rPr>
-        <w:t xml:space="preserve"> and </w:t>
-      </w:r>
-      <w:r>
-        <w:rPr>
-          <w:rFonts w:ascii="Consolas" w:hAnsi="Consolas" w:eastAsia="Consolas"/>
-          <w:sz w:val="19"/>
-        </w:rPr>
-        <w:t>VOICE_PARTIAL_INTERVAL_MS=800</w:t>
-      </w:r>
-      <w:r>
-        <w:rPr>
-          <w:b w:val="0"/>
-        </w:rPr>
-        <w:t xml:space="preserve">, but the dataclass defaults in </w:t>
+        <w:t xml:space="preserve"> now documents the real voice defaults (</w:t>
+      </w:r>
+      <w:r>
+        <w:rPr>
+          <w:rFonts w:ascii="Consolas" w:hAnsi="Consolas" w:eastAsia="Consolas"/>
+          <w:sz w:val="19"/>
+        </w:rPr>
+        <w:t>VOICE_ENDPOINT_MS=500</w:t>
+      </w:r>
+      <w:r>
+        <w:rPr>
+          <w:b w:val="0"/>
+        </w:rPr>
+        <w:t xml:space="preserve">, </w:t>
+      </w:r>
+      <w:r>
+        <w:rPr>
+          <w:rFonts w:ascii="Consolas" w:hAnsi="Consolas" w:eastAsia="Consolas"/>
+          <w:sz w:val="19"/>
+        </w:rPr>
+        <w:t>VOICE_PARTIAL_INTERVAL_MS=500</w:t>
+      </w:r>
+      <w:r>
+        <w:rPr>
+          <w:b w:val="0"/>
+        </w:rPr>
+        <w:t xml:space="preserve">), matching </w:t>
+      </w:r>
+      <w:r>
+        <w:rPr>
+          <w:rFonts w:ascii="Consolas" w:hAnsi="Consolas" w:eastAsia="Consolas"/>
+          <w:sz w:val="19"/>
+        </w:rPr>
+        <w:t>VoiceConfig</w:t>
+      </w:r>
+      <w:r>
+        <w:rPr>
+          <w:b w:val="0"/>
+        </w:rPr>
+        <w:t xml:space="preserve"> in </w:t>
       </w:r>
       <w:r>
         <w:rPr>
@@ -18974,7 +19072,7 @@
         <w:rPr>
           <w:b w:val="0"/>
         </w:rPr>
-        <w:t xml:space="preserve"> are 500 and 500. The code values are the ones in effect unless the variable is set.</w:t>
+        <w:t>.</w:t>
       </w:r>
     </w:p>
     <w:p>
